--- a/backend/word/henna rzęs.docx
+++ b/backend/word/henna rzęs.docx
@@ -4,7 +4,7 @@
   <w:body>
     <w:p>
       <w:r>
-        <w:t>HENNA RZĘS</w:t>
+        <w:t>Henna rzęs</w:t>
       </w:r>
     </w:p>
     <w:p/>
@@ -95,24 +95,11 @@
     </w:p>
     <w:p>
       <w:r>
-        <w:t xml:space="preserve">Skóra wokół oczu jest oczyszczana z makijażu i </w:t>
-      </w:r>
-      <w:proofErr w:type="spellStart"/>
-      <w:r>
-        <w:t>sebum</w:t>
-      </w:r>
-      <w:proofErr w:type="spellEnd"/>
-      <w:r>
-        <w:t xml:space="preserve">, a dolna powieka zabezpieczona specjalnym </w:t>
-      </w:r>
-      <w:proofErr w:type="gramStart"/>
-      <w:r>
-        <w:t xml:space="preserve">płatkiem </w:t>
+        <w:t xml:space="preserve">Skóra wokół oczu jest oczyszczana z makijażu i sebum, a dolna powieka zabezpieczona specjalnym płatkiem </w:t>
       </w:r>
       <w:r>
         <w:t>.</w:t>
       </w:r>
-      <w:proofErr w:type="gramEnd"/>
     </w:p>
     <w:p>
       <w:r>
